--- a/policies/build/masters/PSQ.2_v2_master.docx
+++ b/policies/build/masters/PSQ.2_v2_master.docx
@@ -11,40 +11,25 @@
         <w:rPr>
           <w:b/>
           <w:bCs/>
+          <w:sz w:val="28"/>
+          <w:szCs w:val="28"/>
+        </w:rPr>
+        <w:t>Policy on Key Indicators for Structures, Processes and Outcomes</w:t>
+      </w:r>
+    </w:p>
+    <w:p>
+      <w:pPr>
+        <w:spacing w:after="60"/>
+        <w:jc w:val="center"/>
+      </w:pPr>
+      <w:r>
+        <w:rPr>
+          <w:b/>
+          <w:bCs/>
           <w:sz w:val="32"/>
           <w:szCs w:val="32"/>
         </w:rPr>
         <w:t xml:space="preserve">«Hospital Name»</w:t>
-      </w:r>
-    </w:p>
-    <w:p>
-      <w:pPr>
-        <w:spacing w:after="60"/>
-        <w:jc w:val="center"/>
-      </w:pPr>
-      <w:r>
-        <w:rPr>
-          <w:b/>
-          <w:bCs/>
-          <w:sz w:val="28"/>
-          <w:szCs w:val="28"/>
-        </w:rPr>
-        <w:t xml:space="preserve">Key Indicators for Structures, Processes and Outcomes</w:t>
-      </w:r>
-    </w:p>
-    <w:p>
-      <w:pPr>
-        <w:spacing w:after="240"/>
-        <w:jc w:val="center"/>
-      </w:pPr>
-      <w:r>
-        <w:rPr>
-          <w:i/>
-          <w:iCs/>
-          <w:sz w:val="20"/>
-          <w:szCs w:val="20"/>
-        </w:rPr>
-        <w:t xml:space="preserve">Key indicators as tools for continual improvement.</w:t>
       </w:r>
     </w:p>
     <w:p>
@@ -2349,158 +2334,6 @@
         <w:t xml:space="preserve">The Nursing Superintendent holds signed acknowledgements with the induction record.</w:t>
       </w:r>
     </w:p>
-    <w:p>
-      <w:pPr>
-        <w:pStyle w:val="Heading1"/>
-        <w:spacing w:after="120" w:before="280"/>
-      </w:pPr>
-      <w:r>
-        <w:t xml:space="preserve">9. References</w:t>
-      </w:r>
-    </w:p>
-    <w:p>
-      <w:pPr>
-        <w:pStyle w:val="ListParagraph"/>
-        <w:numPr>
-          <w:ilvl w:val="0"/>
-          <w:numId w:val="1"/>
-        </w:numPr>
-        <w:spacing w:after="60"/>
-      </w:pPr>
-      <w:r>
-        <w:rPr>
-          <w:sz w:val="22"/>
-          <w:szCs w:val="22"/>
-        </w:rPr>
-        <w:t xml:space="preserve">National Accreditation Board for Hospitals and Healthcare Providers (NABH), Standards for Small Healthcare Organisations, 3rd Edition — Patient Safety and Quality Improvement chapter, standard PSQ.2.</w:t>
-      </w:r>
-    </w:p>
-    <w:p>
-      <w:pPr>
-        <w:pStyle w:val="ListParagraph"/>
-        <w:numPr>
-          <w:ilvl w:val="0"/>
-          <w:numId w:val="1"/>
-        </w:numPr>
-        <w:spacing w:after="60"/>
-      </w:pPr>
-      <w:r>
-        <w:rPr>
-          <w:sz w:val="22"/>
-          <w:szCs w:val="22"/>
-        </w:rPr>
-        <w:t xml:space="preserve">Internal documents of «Hospital Name»: clinical indicator register; infection-control indicator register; managerial indicator register; patient-safety indicator register; data verification records; QI committee minutes (PSQ.1).</w:t>
-      </w:r>
-    </w:p>
-    <w:p>
-      <w:pPr>
-        <w:pStyle w:val="Heading1"/>
-        <w:spacing w:after="120" w:before="280"/>
-      </w:pPr>
-      <w:r>
-        <w:t xml:space="preserve">10. Distribution</w:t>
-      </w:r>
-    </w:p>
-    <w:p>
-      <w:pPr>
-        <w:spacing w:after="140"/>
-      </w:pPr>
-      <w:r>
-        <w:rPr>
-          <w:sz w:val="22"/>
-          <w:szCs w:val="22"/>
-        </w:rPr>
-        <w:t xml:space="preserve">Official master copy: office of the Medical Superintendent, «Hospital Name», with the Quality Coordinator.</w:t>
-      </w:r>
-    </w:p>
-    <w:p>
-      <w:pPr>
-        <w:spacing w:after="140"/>
-      </w:pPr>
-      <w:r>
-        <w:rPr>
-          <w:sz w:val="22"/>
-          <w:szCs w:val="22"/>
-        </w:rPr>
-        <w:t xml:space="preserve">Copies issued to: patient-safety / QI committee members; department heads; infection-control function; nursing administration.</w:t>
-      </w:r>
-    </w:p>
-    <w:p>
-      <w:pPr>
-        <w:spacing w:after="140"/>
-      </w:pPr>
-      <w:r>
-        <w:rPr>
-          <w:sz w:val="22"/>
-          <w:szCs w:val="22"/>
-        </w:rPr>
-        <w:t xml:space="preserve">The current version is available to all staff at the «quality office policy file» and, if the hospital keeps an intranet, at «staff intranet / policies».</w:t>
-      </w:r>
-    </w:p>
-    <w:p>
-      <w:pPr>
-        <w:spacing w:after="140"/>
-      </w:pPr>
-      <w:r>
-        <w:rPr>
-          <w:sz w:val="22"/>
-          <w:szCs w:val="22"/>
-        </w:rPr>
-        <w:t xml:space="preserve">When a new version is issued, take old copies out of use.</w:t>
-      </w:r>
-    </w:p>
-    <w:p>
-      <w:pPr>
-        <w:pStyle w:val="Heading1"/>
-        <w:spacing w:after="120" w:before="280"/>
-      </w:pPr>
-      <w:r>
-        <w:t xml:space="preserve">11. Abbreviations</w:t>
-      </w:r>
-    </w:p>
-    <w:p>
-      <w:pPr>
-        <w:spacing w:after="140"/>
-      </w:pPr>
-      <w:r>
-        <w:rPr>
-          <w:sz w:val="22"/>
-          <w:szCs w:val="22"/>
-        </w:rPr>
-        <w:t xml:space="preserve">CAPA — corrective and preventive action
-NABH — National Accreditation Board for Hospitals and Healthcare Providers
-OE — objective element
-OPD — out-patient department
-OT — operation theatre
-PSQ — Patient Safety and Quality Improvement (NABH SHCO chapter 9)
-QI — quality improvement
-SHCO — Standards for Small Healthcare Organisations
-SPC — statistical process control</w:t>
-      </w:r>
-    </w:p>
-    <w:p>
-      <w:pPr>
-        <w:pStyle w:val="Heading1"/>
-        <w:spacing w:after="120" w:before="280"/>
-      </w:pPr>
-      <w:r>
-        <w:t xml:space="preserve">12. Traceability to NABH SHCO 3rd Edition PSQ.2</w:t>
-      </w:r>
-    </w:p>
-    <w:p>
-      <w:pPr>
-        <w:spacing w:after="120"/>
-      </w:pPr>
-      <w:r>
-        <w:rPr>
-          <w:i/>
-          <w:iCs/>
-          <w:sz w:val="20"/>
-          <w:szCs w:val="20"/>
-        </w:rPr>
-        <w:t xml:space="preserve">This table is an index. It is not how the policy is organised.</w:t>
-      </w:r>
-    </w:p>
     <w:tbl>
       <w:tblPr>
         <w:tblW w:type="pct" w:w="100%"/>
@@ -3070,7 +2903,93 @@
         <w:spacing w:after="120" w:before="280"/>
       </w:pPr>
       <w:r>
-        <w:t xml:space="preserve">13. Required Records / Evidence Checklist</w:t>
+        <w:t>9. Distribution</w:t>
+      </w:r>
+    </w:p>
+    <w:p>
+      <w:pPr>
+        <w:spacing w:after="140"/>
+      </w:pPr>
+      <w:r>
+        <w:rPr>
+          <w:sz w:val="22"/>
+          <w:szCs w:val="22"/>
+        </w:rPr>
+        <w:t xml:space="preserve">Official master copy: office of the Medical Superintendent, «Hospital Name», with the Quality Coordinator.</w:t>
+      </w:r>
+    </w:p>
+    <w:p>
+      <w:pPr>
+        <w:spacing w:after="140"/>
+      </w:pPr>
+      <w:r>
+        <w:rPr>
+          <w:sz w:val="22"/>
+          <w:szCs w:val="22"/>
+        </w:rPr>
+        <w:t xml:space="preserve">Copies issued to: patient-safety / QI committee members; department heads; infection-control function; nursing administration.</w:t>
+      </w:r>
+    </w:p>
+    <w:p>
+      <w:pPr>
+        <w:spacing w:after="140"/>
+      </w:pPr>
+      <w:r>
+        <w:rPr>
+          <w:sz w:val="22"/>
+          <w:szCs w:val="22"/>
+        </w:rPr>
+        <w:t xml:space="preserve">The current version is available to all staff at the «quality office policy file» and, if the hospital keeps an intranet, at «staff intranet / policies».</w:t>
+      </w:r>
+    </w:p>
+    <w:p>
+      <w:pPr>
+        <w:spacing w:after="140"/>
+      </w:pPr>
+      <w:r>
+        <w:rPr>
+          <w:sz w:val="22"/>
+          <w:szCs w:val="22"/>
+        </w:rPr>
+        <w:t xml:space="preserve">When a new version is issued, take old copies out of use.</w:t>
+      </w:r>
+    </w:p>
+    <w:p>
+      <w:pPr>
+        <w:pStyle w:val="Heading1"/>
+        <w:spacing w:after="120" w:before="280"/>
+      </w:pPr>
+      <w:r>
+        <w:t>10. Abbreviations</w:t>
+      </w:r>
+    </w:p>
+    <w:p>
+      <w:pPr>
+        <w:spacing w:after="140"/>
+      </w:pPr>
+      <w:r>
+        <w:rPr>
+          <w:sz w:val="22"/>
+          <w:szCs w:val="22"/>
+        </w:rPr>
+        <w:t xml:space="preserve">CAPA — corrective and preventive action
+NABH — National Accreditation Board for Hospitals and Healthcare Providers
+OE — objective element
+OPD — out-patient department
+OT — operation theatre
+PSQ — Patient Safety and Quality Improvement (NABH SHCO chapter 9)
+QI — quality improvement
+SHCO — Standards for Small Healthcare Organisations
+SPC — statistical process control</w:t>
+      </w:r>
+    </w:p>
+    <w:p>
+      <w:pPr>
+        <w:pStyle w:val="Heading1"/>
+        <w:spacing w:after="120" w:before="280"/>
+      </w:pPr>
+      <w:r>
+        <w:t>11. Traceability to NABH SHCO 3rd Edition PSQ.2</w:t>
       </w:r>
     </w:p>
     <w:p>
@@ -3084,6 +3003,29 @@
           <w:sz w:val="20"/>
           <w:szCs w:val="20"/>
         </w:rPr>
+        <w:t xml:space="preserve">This table is an index. It is not how the policy is organised.</w:t>
+      </w:r>
+    </w:p>
+    <w:p>
+      <w:pPr>
+        <w:pStyle w:val="Heading1"/>
+        <w:spacing w:after="120" w:before="280"/>
+      </w:pPr>
+      <w:r>
+        <w:t>12. Required Records / Evidence Checklist</w:t>
+      </w:r>
+    </w:p>
+    <w:p>
+      <w:pPr>
+        <w:spacing w:after="120"/>
+      </w:pPr>
+      <w:r>
+        <w:rPr>
+          <w:i/>
+          <w:iCs/>
+          <w:sz w:val="20"/>
+          <w:szCs w:val="20"/>
+        </w:rPr>
         <w:t xml:space="preserve">Records the hospital holds under this policy, listed by objective element.</w:t>
       </w:r>
     </w:p>
@@ -3385,6 +3327,49 @@
           <w:szCs w:val="22"/>
         </w:rPr>
         <w:t xml:space="preserve">QI programme opportunity log entries traced from indicator analysis.</w:t>
+      </w:r>
+    </w:p>
+    <w:p>
+      <w:pPr>
+        <w:pStyle w:val="Heading1"/>
+        <w:spacing w:after="120" w:before="280"/>
+      </w:pPr>
+      <w:r>
+        <w:t>13. References</w:t>
+      </w:r>
+    </w:p>
+    <w:p>
+      <w:pPr>
+        <w:pStyle w:val="ListParagraph"/>
+        <w:numPr>
+          <w:ilvl w:val="0"/>
+          <w:numId w:val="1"/>
+        </w:numPr>
+        <w:spacing w:after="60"/>
+      </w:pPr>
+      <w:r>
+        <w:rPr>
+          <w:sz w:val="22"/>
+          <w:szCs w:val="22"/>
+        </w:rPr>
+        <w:t xml:space="preserve">National Accreditation Board for Hospitals and Healthcare Providers (NABH), Standards for Small Healthcare Organisations, 3rd Edition — Patient Safety and Quality Improvement chapter, standard PSQ.2.</w:t>
+      </w:r>
+    </w:p>
+    <w:p>
+      <w:pPr>
+        <w:pStyle w:val="ListParagraph"/>
+        <w:numPr>
+          <w:ilvl w:val="0"/>
+          <w:numId w:val="1"/>
+        </w:numPr>
+        <w:spacing w:after="60"/>
+      </w:pPr>
+      <w:r>
+        <w:rPr>
+          <w:sz w:val="22"/>
+          <w:szCs w:val="22"/>
+        </w:rPr>
+        <w:t xml:space="preserve">Internal documents of «Hospital Name»: clinical indicator register; infection-control indicator register; managerial indicator register; patient-safety indicator register; data verification records; QI committee minutes (PSQ.1).</w:t>
       </w:r>
     </w:p>
     <w:p>
@@ -3509,7 +3494,7 @@
         <w:sz w:val="16"/>
         <w:szCs w:val="16"/>
       </w:rPr>
-      <w:t xml:space="preserve">«Hospital Name»  |  «PSQ/POL/02»  |  Controlled document  |  Key Indicators for Structures, Processes and Outcomes</w:t>
+      <w:t>«Hospital Name»  |  «PSQ/POL/02»  |  Controlled document  |  Policy on Key Indicators for Structures, Processes and Outcomes</w:t>
     </w:r>
   </w:p>
 </w:ftr>

--- a/policies/build/masters/PSQ.2_v2_master.docx
+++ b/policies/build/masters/PSQ.2_v2_master.docx
@@ -2351,6 +2351,7 @@
         <w:gridCol w:w="100"/>
         <w:gridCol w:w="100"/>
         <w:gridCol w:w="100"/>
+        <w:gridCol w:w="100"/>
       </w:tblGrid>
       <w:tr>
         <w:tc>
@@ -2378,6 +2379,26 @@
         </w:tc>
         <w:tc>
           <w:tcPr>
+            <w:tcW w:type="pct" w:w="12%"/>
+            <w:tcBorders>
+              <w:top w:val="single" w:color="999999" w:sz="4"/>
+              <w:left w:val="single" w:color="999999" w:sz="4"/>
+              <w:bottom w:val="single" w:color="999999" w:sz="4"/>
+              <w:right w:val="single" w:color="999999" w:sz="4"/>
+            </w:tcBorders>
+            <w:shd w:fill="E8E8E8" w:val="clear"/>
+          </w:tcPr>
+          <w:p>
+            <w:r>
+              <w:rPr>
+                <w:b/>
+              </w:rPr>
+              <w:t>Level</w:t>
+            </w:r>
+          </w:p>
+        </w:tc>
+        <w:tc>
+          <w:tcPr>
             <w:tcW w:type="pct" w:w="32%"/>
             <w:tcBorders>
               <w:top w:val="single" w:color="999999" w:sz="4"/>
@@ -2471,6 +2492,22 @@
         </w:tc>
         <w:tc>
           <w:tcPr>
+            <w:tcW w:type="pct" w:w="12%"/>
+            <w:tcBorders>
+              <w:top w:val="single" w:color="999999" w:sz="4"/>
+              <w:left w:val="single" w:color="999999" w:sz="4"/>
+              <w:bottom w:val="single" w:color="999999" w:sz="4"/>
+              <w:right w:val="single" w:color="999999" w:sz="4"/>
+            </w:tcBorders>
+          </w:tcPr>
+          <w:p>
+            <w:r>
+              <w:t>Commitment</w:t>
+            </w:r>
+          </w:p>
+        </w:tc>
+        <w:tc>
+          <w:tcPr>
             <w:tcW w:type="pct" w:w="32%"/>
             <w:tcBorders>
               <w:top w:val="single" w:color="999999" w:sz="4"/>
@@ -2561,6 +2598,22 @@
         </w:tc>
         <w:tc>
           <w:tcPr>
+            <w:tcW w:type="pct" w:w="12%"/>
+            <w:tcBorders>
+              <w:top w:val="single" w:color="999999" w:sz="4"/>
+              <w:left w:val="single" w:color="999999" w:sz="4"/>
+              <w:bottom w:val="single" w:color="999999" w:sz="4"/>
+              <w:right w:val="single" w:color="999999" w:sz="4"/>
+            </w:tcBorders>
+          </w:tcPr>
+          <w:p>
+            <w:r>
+              <w:t>CORE</w:t>
+            </w:r>
+          </w:p>
+        </w:tc>
+        <w:tc>
+          <w:tcPr>
             <w:tcW w:type="pct" w:w="32%"/>
             <w:tcBorders>
               <w:top w:val="single" w:color="999999" w:sz="4"/>
@@ -2651,6 +2704,22 @@
         </w:tc>
         <w:tc>
           <w:tcPr>
+            <w:tcW w:type="pct" w:w="12%"/>
+            <w:tcBorders>
+              <w:top w:val="single" w:color="999999" w:sz="4"/>
+              <w:left w:val="single" w:color="999999" w:sz="4"/>
+              <w:bottom w:val="single" w:color="999999" w:sz="4"/>
+              <w:right w:val="single" w:color="999999" w:sz="4"/>
+            </w:tcBorders>
+          </w:tcPr>
+          <w:p>
+            <w:r>
+              <w:t>Commitment</w:t>
+            </w:r>
+          </w:p>
+        </w:tc>
+        <w:tc>
+          <w:tcPr>
             <w:tcW w:type="pct" w:w="32%"/>
             <w:tcBorders>
               <w:top w:val="single" w:color="999999" w:sz="4"/>
@@ -2741,6 +2810,22 @@
         </w:tc>
         <w:tc>
           <w:tcPr>
+            <w:tcW w:type="pct" w:w="12%"/>
+            <w:tcBorders>
+              <w:top w:val="single" w:color="999999" w:sz="4"/>
+              <w:left w:val="single" w:color="999999" w:sz="4"/>
+              <w:bottom w:val="single" w:color="999999" w:sz="4"/>
+              <w:right w:val="single" w:color="999999" w:sz="4"/>
+            </w:tcBorders>
+          </w:tcPr>
+          <w:p>
+            <w:r>
+              <w:t>CORE</w:t>
+            </w:r>
+          </w:p>
+        </w:tc>
+        <w:tc>
+          <w:tcPr>
             <w:tcW w:type="pct" w:w="32%"/>
             <w:tcBorders>
               <w:top w:val="single" w:color="999999" w:sz="4"/>
@@ -2831,6 +2916,22 @@
         </w:tc>
         <w:tc>
           <w:tcPr>
+            <w:tcW w:type="pct" w:w="12%"/>
+            <w:tcBorders>
+              <w:top w:val="single" w:color="999999" w:sz="4"/>
+              <w:left w:val="single" w:color="999999" w:sz="4"/>
+              <w:bottom w:val="single" w:color="999999" w:sz="4"/>
+              <w:right w:val="single" w:color="999999" w:sz="4"/>
+            </w:tcBorders>
+          </w:tcPr>
+          <w:p>
+            <w:r>
+              <w:t>Commitment</w:t>
+            </w:r>
+          </w:p>
+        </w:tc>
+        <w:tc>
+          <w:tcPr>
             <w:tcW w:type="pct" w:w="32%"/>
             <w:tcBorders>
               <w:top w:val="single" w:color="999999" w:sz="4"/>
@@ -2963,26 +3064,443 @@
         <w:t>10. Abbreviations</w:t>
       </w:r>
     </w:p>
-    <w:p>
-      <w:pPr>
-        <w:spacing w:after="140"/>
-      </w:pPr>
-      <w:r>
-        <w:rPr>
-          <w:sz w:val="22"/>
-          <w:szCs w:val="22"/>
-        </w:rPr>
-        <w:t xml:space="preserve">CAPA — corrective and preventive action
-NABH — National Accreditation Board for Hospitals and Healthcare Providers
-OE — objective element
-OPD — out-patient department
-OT — operation theatre
-PSQ — Patient Safety and Quality Improvement (NABH SHCO chapter 9)
-QI — quality improvement
-SHCO — Standards for Small Healthcare Organisations
-SPC — statistical process control</w:t>
-      </w:r>
-    </w:p>
+    <w:tbl>
+      <w:tblPr>
+        <w:tblW w:type="pct" w:w="100%"/>
+        <w:tblBorders>
+          <w:top w:val="single" w:color="auto" w:sz="4"/>
+          <w:left w:val="single" w:color="auto" w:sz="4"/>
+          <w:bottom w:val="single" w:color="auto" w:sz="4"/>
+          <w:right w:val="single" w:color="auto" w:sz="4"/>
+          <w:insideH w:val="single" w:color="auto" w:sz="4"/>
+          <w:insideV w:val="single" w:color="auto" w:sz="4"/>
+        </w:tblBorders>
+      </w:tblPr>
+      <w:tblGrid>
+        <w:gridCol w:w="100"/>
+        <w:gridCol w:w="100"/>
+      </w:tblGrid>
+      <w:tr>
+        <w:tc>
+          <w:tcPr>
+            <w:tcW w:type="pct" w:w="22%"/>
+            <w:tcBorders>
+              <w:top w:val="single" w:color="999999" w:sz="4"/>
+              <w:left w:val="single" w:color="999999" w:sz="4"/>
+              <w:bottom w:val="single" w:color="999999" w:sz="4"/>
+              <w:right w:val="single" w:color="999999" w:sz="4"/>
+            </w:tcBorders>
+            <w:shd w:fill="E8E8E8" w:val="clear"/>
+          </w:tcPr>
+          <w:p>
+            <w:r>
+              <w:rPr>
+                <w:b/>
+              </w:rPr>
+              <w:t>Abbreviation</w:t>
+            </w:r>
+          </w:p>
+        </w:tc>
+        <w:tc>
+          <w:tcPr>
+            <w:tcW w:type="pct" w:w="22%"/>
+            <w:tcBorders>
+              <w:top w:val="single" w:color="999999" w:sz="4"/>
+              <w:left w:val="single" w:color="999999" w:sz="4"/>
+              <w:bottom w:val="single" w:color="999999" w:sz="4"/>
+              <w:right w:val="single" w:color="999999" w:sz="4"/>
+            </w:tcBorders>
+            <w:shd w:fill="E8E8E8" w:val="clear"/>
+          </w:tcPr>
+          <w:p>
+            <w:r>
+              <w:rPr>
+                <w:b/>
+              </w:rPr>
+              <w:t>Meaning</w:t>
+            </w:r>
+          </w:p>
+        </w:tc>
+      </w:tr>
+      <w:tr>
+        <w:tc>
+          <w:tcPr>
+            <w:tcW w:type="pct" w:w="22%"/>
+            <w:tcBorders>
+              <w:top w:val="single" w:color="999999" w:sz="4"/>
+              <w:left w:val="single" w:color="999999" w:sz="4"/>
+              <w:bottom w:val="single" w:color="999999" w:sz="4"/>
+              <w:right w:val="single" w:color="999999" w:sz="4"/>
+            </w:tcBorders>
+            <w:shd w:fill="E8E8E8" w:val="clear"/>
+          </w:tcPr>
+          <w:p>
+            <w:r>
+              <w:rPr>
+                <w:b w:val="0"/>
+              </w:rPr>
+              <w:t>CAPA</w:t>
+            </w:r>
+          </w:p>
+        </w:tc>
+        <w:tc>
+          <w:tcPr>
+            <w:tcW w:type="pct" w:w="22%"/>
+            <w:tcBorders>
+              <w:top w:val="single" w:color="999999" w:sz="4"/>
+              <w:left w:val="single" w:color="999999" w:sz="4"/>
+              <w:bottom w:val="single" w:color="999999" w:sz="4"/>
+              <w:right w:val="single" w:color="999999" w:sz="4"/>
+            </w:tcBorders>
+            <w:shd w:fill="E8E8E8" w:val="clear"/>
+          </w:tcPr>
+          <w:p>
+            <w:r>
+              <w:rPr>
+                <w:b w:val="0"/>
+              </w:rPr>
+              <w:t>corrective and preventive action</w:t>
+            </w:r>
+          </w:p>
+        </w:tc>
+      </w:tr>
+      <w:tr>
+        <w:tc>
+          <w:tcPr>
+            <w:tcW w:type="pct" w:w="22%"/>
+            <w:tcBorders>
+              <w:top w:val="single" w:color="999999" w:sz="4"/>
+              <w:left w:val="single" w:color="999999" w:sz="4"/>
+              <w:bottom w:val="single" w:color="999999" w:sz="4"/>
+              <w:right w:val="single" w:color="999999" w:sz="4"/>
+            </w:tcBorders>
+            <w:shd w:fill="E8E8E8" w:val="clear"/>
+          </w:tcPr>
+          <w:p>
+            <w:r>
+              <w:rPr>
+                <w:b w:val="0"/>
+              </w:rPr>
+              <w:t>NABH</w:t>
+            </w:r>
+          </w:p>
+        </w:tc>
+        <w:tc>
+          <w:tcPr>
+            <w:tcW w:type="pct" w:w="22%"/>
+            <w:tcBorders>
+              <w:top w:val="single" w:color="999999" w:sz="4"/>
+              <w:left w:val="single" w:color="999999" w:sz="4"/>
+              <w:bottom w:val="single" w:color="999999" w:sz="4"/>
+              <w:right w:val="single" w:color="999999" w:sz="4"/>
+            </w:tcBorders>
+            <w:shd w:fill="E8E8E8" w:val="clear"/>
+          </w:tcPr>
+          <w:p>
+            <w:r>
+              <w:rPr>
+                <w:b w:val="0"/>
+              </w:rPr>
+              <w:t>National Accreditation Board for Hospitals and Healthcare Providers</w:t>
+            </w:r>
+          </w:p>
+        </w:tc>
+      </w:tr>
+      <w:tr>
+        <w:tc>
+          <w:tcPr>
+            <w:tcW w:type="pct" w:w="22%"/>
+            <w:tcBorders>
+              <w:top w:val="single" w:color="999999" w:sz="4"/>
+              <w:left w:val="single" w:color="999999" w:sz="4"/>
+              <w:bottom w:val="single" w:color="999999" w:sz="4"/>
+              <w:right w:val="single" w:color="999999" w:sz="4"/>
+            </w:tcBorders>
+            <w:shd w:fill="E8E8E8" w:val="clear"/>
+          </w:tcPr>
+          <w:p>
+            <w:r>
+              <w:rPr>
+                <w:b w:val="0"/>
+              </w:rPr>
+              <w:t>OE</w:t>
+            </w:r>
+          </w:p>
+        </w:tc>
+        <w:tc>
+          <w:tcPr>
+            <w:tcW w:type="pct" w:w="22%"/>
+            <w:tcBorders>
+              <w:top w:val="single" w:color="999999" w:sz="4"/>
+              <w:left w:val="single" w:color="999999" w:sz="4"/>
+              <w:bottom w:val="single" w:color="999999" w:sz="4"/>
+              <w:right w:val="single" w:color="999999" w:sz="4"/>
+            </w:tcBorders>
+            <w:shd w:fill="E8E8E8" w:val="clear"/>
+          </w:tcPr>
+          <w:p>
+            <w:r>
+              <w:rPr>
+                <w:b w:val="0"/>
+              </w:rPr>
+              <w:t>objective element</w:t>
+            </w:r>
+          </w:p>
+        </w:tc>
+      </w:tr>
+      <w:tr>
+        <w:tc>
+          <w:tcPr>
+            <w:tcW w:type="pct" w:w="22%"/>
+            <w:tcBorders>
+              <w:top w:val="single" w:color="999999" w:sz="4"/>
+              <w:left w:val="single" w:color="999999" w:sz="4"/>
+              <w:bottom w:val="single" w:color="999999" w:sz="4"/>
+              <w:right w:val="single" w:color="999999" w:sz="4"/>
+            </w:tcBorders>
+            <w:shd w:fill="E8E8E8" w:val="clear"/>
+          </w:tcPr>
+          <w:p>
+            <w:r>
+              <w:rPr>
+                <w:b w:val="0"/>
+              </w:rPr>
+              <w:t>OPD</w:t>
+            </w:r>
+          </w:p>
+        </w:tc>
+        <w:tc>
+          <w:tcPr>
+            <w:tcW w:type="pct" w:w="22%"/>
+            <w:tcBorders>
+              <w:top w:val="single" w:color="999999" w:sz="4"/>
+              <w:left w:val="single" w:color="999999" w:sz="4"/>
+              <w:bottom w:val="single" w:color="999999" w:sz="4"/>
+              <w:right w:val="single" w:color="999999" w:sz="4"/>
+            </w:tcBorders>
+            <w:shd w:fill="E8E8E8" w:val="clear"/>
+          </w:tcPr>
+          <w:p>
+            <w:r>
+              <w:rPr>
+                <w:b w:val="0"/>
+              </w:rPr>
+              <w:t>out-patient department</w:t>
+            </w:r>
+          </w:p>
+        </w:tc>
+      </w:tr>
+      <w:tr>
+        <w:tc>
+          <w:tcPr>
+            <w:tcW w:type="pct" w:w="22%"/>
+            <w:tcBorders>
+              <w:top w:val="single" w:color="999999" w:sz="4"/>
+              <w:left w:val="single" w:color="999999" w:sz="4"/>
+              <w:bottom w:val="single" w:color="999999" w:sz="4"/>
+              <w:right w:val="single" w:color="999999" w:sz="4"/>
+            </w:tcBorders>
+            <w:shd w:fill="E8E8E8" w:val="clear"/>
+          </w:tcPr>
+          <w:p>
+            <w:r>
+              <w:rPr>
+                <w:b w:val="0"/>
+              </w:rPr>
+              <w:t>OT</w:t>
+            </w:r>
+          </w:p>
+        </w:tc>
+        <w:tc>
+          <w:tcPr>
+            <w:tcW w:type="pct" w:w="22%"/>
+            <w:tcBorders>
+              <w:top w:val="single" w:color="999999" w:sz="4"/>
+              <w:left w:val="single" w:color="999999" w:sz="4"/>
+              <w:bottom w:val="single" w:color="999999" w:sz="4"/>
+              <w:right w:val="single" w:color="999999" w:sz="4"/>
+            </w:tcBorders>
+            <w:shd w:fill="E8E8E8" w:val="clear"/>
+          </w:tcPr>
+          <w:p>
+            <w:r>
+              <w:rPr>
+                <w:b w:val="0"/>
+              </w:rPr>
+              <w:t>operation theatre</w:t>
+            </w:r>
+          </w:p>
+        </w:tc>
+      </w:tr>
+      <w:tr>
+        <w:tc>
+          <w:tcPr>
+            <w:tcW w:type="pct" w:w="22%"/>
+            <w:tcBorders>
+              <w:top w:val="single" w:color="999999" w:sz="4"/>
+              <w:left w:val="single" w:color="999999" w:sz="4"/>
+              <w:bottom w:val="single" w:color="999999" w:sz="4"/>
+              <w:right w:val="single" w:color="999999" w:sz="4"/>
+            </w:tcBorders>
+            <w:shd w:fill="E8E8E8" w:val="clear"/>
+          </w:tcPr>
+          <w:p>
+            <w:r>
+              <w:rPr>
+                <w:b w:val="0"/>
+              </w:rPr>
+              <w:t>PSQ</w:t>
+            </w:r>
+          </w:p>
+        </w:tc>
+        <w:tc>
+          <w:tcPr>
+            <w:tcW w:type="pct" w:w="22%"/>
+            <w:tcBorders>
+              <w:top w:val="single" w:color="999999" w:sz="4"/>
+              <w:left w:val="single" w:color="999999" w:sz="4"/>
+              <w:bottom w:val="single" w:color="999999" w:sz="4"/>
+              <w:right w:val="single" w:color="999999" w:sz="4"/>
+            </w:tcBorders>
+            <w:shd w:fill="E8E8E8" w:val="clear"/>
+          </w:tcPr>
+          <w:p>
+            <w:r>
+              <w:rPr>
+                <w:b w:val="0"/>
+              </w:rPr>
+              <w:t>Patient Safety and Quality Improvement (NABH SHCO chapter 9)</w:t>
+            </w:r>
+          </w:p>
+        </w:tc>
+      </w:tr>
+      <w:tr>
+        <w:tc>
+          <w:tcPr>
+            <w:tcW w:type="pct" w:w="22%"/>
+            <w:tcBorders>
+              <w:top w:val="single" w:color="999999" w:sz="4"/>
+              <w:left w:val="single" w:color="999999" w:sz="4"/>
+              <w:bottom w:val="single" w:color="999999" w:sz="4"/>
+              <w:right w:val="single" w:color="999999" w:sz="4"/>
+            </w:tcBorders>
+            <w:shd w:fill="E8E8E8" w:val="clear"/>
+          </w:tcPr>
+          <w:p>
+            <w:r>
+              <w:rPr>
+                <w:b w:val="0"/>
+              </w:rPr>
+              <w:t>QI</w:t>
+            </w:r>
+          </w:p>
+        </w:tc>
+        <w:tc>
+          <w:tcPr>
+            <w:tcW w:type="pct" w:w="22%"/>
+            <w:tcBorders>
+              <w:top w:val="single" w:color="999999" w:sz="4"/>
+              <w:left w:val="single" w:color="999999" w:sz="4"/>
+              <w:bottom w:val="single" w:color="999999" w:sz="4"/>
+              <w:right w:val="single" w:color="999999" w:sz="4"/>
+            </w:tcBorders>
+            <w:shd w:fill="E8E8E8" w:val="clear"/>
+          </w:tcPr>
+          <w:p>
+            <w:r>
+              <w:rPr>
+                <w:b w:val="0"/>
+              </w:rPr>
+              <w:t>quality improvement</w:t>
+            </w:r>
+          </w:p>
+        </w:tc>
+      </w:tr>
+      <w:tr>
+        <w:tc>
+          <w:tcPr>
+            <w:tcW w:type="pct" w:w="22%"/>
+            <w:tcBorders>
+              <w:top w:val="single" w:color="999999" w:sz="4"/>
+              <w:left w:val="single" w:color="999999" w:sz="4"/>
+              <w:bottom w:val="single" w:color="999999" w:sz="4"/>
+              <w:right w:val="single" w:color="999999" w:sz="4"/>
+            </w:tcBorders>
+            <w:shd w:fill="E8E8E8" w:val="clear"/>
+          </w:tcPr>
+          <w:p>
+            <w:r>
+              <w:rPr>
+                <w:b w:val="0"/>
+              </w:rPr>
+              <w:t>SHCO</w:t>
+            </w:r>
+          </w:p>
+        </w:tc>
+        <w:tc>
+          <w:tcPr>
+            <w:tcW w:type="pct" w:w="22%"/>
+            <w:tcBorders>
+              <w:top w:val="single" w:color="999999" w:sz="4"/>
+              <w:left w:val="single" w:color="999999" w:sz="4"/>
+              <w:bottom w:val="single" w:color="999999" w:sz="4"/>
+              <w:right w:val="single" w:color="999999" w:sz="4"/>
+            </w:tcBorders>
+            <w:shd w:fill="E8E8E8" w:val="clear"/>
+          </w:tcPr>
+          <w:p>
+            <w:r>
+              <w:rPr>
+                <w:b w:val="0"/>
+              </w:rPr>
+              <w:t>Standards for Small Healthcare Organisations</w:t>
+            </w:r>
+          </w:p>
+        </w:tc>
+      </w:tr>
+      <w:tr>
+        <w:tc>
+          <w:tcPr>
+            <w:tcW w:type="pct" w:w="22%"/>
+            <w:tcBorders>
+              <w:top w:val="single" w:color="999999" w:sz="4"/>
+              <w:left w:val="single" w:color="999999" w:sz="4"/>
+              <w:bottom w:val="single" w:color="999999" w:sz="4"/>
+              <w:right w:val="single" w:color="999999" w:sz="4"/>
+            </w:tcBorders>
+            <w:shd w:fill="E8E8E8" w:val="clear"/>
+          </w:tcPr>
+          <w:p>
+            <w:r>
+              <w:rPr>
+                <w:b w:val="0"/>
+              </w:rPr>
+              <w:t>SPC</w:t>
+            </w:r>
+          </w:p>
+        </w:tc>
+        <w:tc>
+          <w:tcPr>
+            <w:tcW w:type="pct" w:w="22%"/>
+            <w:tcBorders>
+              <w:top w:val="single" w:color="999999" w:sz="4"/>
+              <w:left w:val="single" w:color="999999" w:sz="4"/>
+              <w:bottom w:val="single" w:color="999999" w:sz="4"/>
+              <w:right w:val="single" w:color="999999" w:sz="4"/>
+            </w:tcBorders>
+            <w:shd w:fill="E8E8E8" w:val="clear"/>
+          </w:tcPr>
+          <w:p>
+            <w:r>
+              <w:rPr>
+                <w:b w:val="0"/>
+              </w:rPr>
+              <w:t>statistical process control</w:t>
+            </w:r>
+          </w:p>
+        </w:tc>
+      </w:tr>
+    </w:tbl>
     <w:p>
       <w:pPr>
         <w:pStyle w:val="Heading1"/>

--- a/policies/build/masters/PSQ.2_v2_master.docx
+++ b/policies/build/masters/PSQ.2_v2_master.docx
@@ -694,18 +694,6 @@
     </w:p>
     <w:p>
       <w:pPr>
-        <w:spacing w:after="140"/>
-      </w:pPr>
-      <w:r>
-        <w:rPr>
-          <w:sz w:val="22"/>
-          <w:szCs w:val="22"/>
-        </w:rPr>
-        <w:t xml:space="preserve">Words marked «like this» are defaults a small hospital can keep. A blank marked «________» has no sensible default. Fill it in before this document is signed.</w:t>
-      </w:r>
-    </w:p>
-    <w:p>
-      <w:pPr>
         <w:pStyle w:val="Heading1"/>
         <w:spacing w:after="120" w:before="280"/>
       </w:pPr>
@@ -735,86 +723,6 @@
           <w:szCs w:val="22"/>
         </w:rPr>
         <w:t xml:space="preserve">It covers the five objective elements PSQ.2.a–e. It does not cover the programmes that act on indicator findings (PSQ.1), the clinical audit system (PSQ.3), management support (PSQ.4), or incident analysis (PSQ.5).</w:t>
-      </w:r>
-    </w:p>
-    <w:p>
-      <w:pPr>
-        <w:spacing w:after="140"/>
-      </w:pPr>
-      <w:r>
-        <w:rPr>
-          <w:sz w:val="22"/>
-          <w:szCs w:val="22"/>
-        </w:rPr>
-        <w:t xml:space="preserve">Boundaries with other policies of «Hospital Name»:</w:t>
-      </w:r>
-    </w:p>
-    <w:p>
-      <w:pPr>
-        <w:pStyle w:val="ListParagraph"/>
-        <w:numPr>
-          <w:ilvl w:val="0"/>
-          <w:numId w:val="1"/>
-        </w:numPr>
-        <w:spacing w:after="60"/>
-      </w:pPr>
-      <w:r>
-        <w:rPr>
-          <w:sz w:val="22"/>
-          <w:szCs w:val="22"/>
-        </w:rPr>
-        <w:t xml:space="preserve">PSQ.1 owns the patient-safety and QI programmes. PSQ.2 feeds indicator data into those programmes.</w:t>
-      </w:r>
-    </w:p>
-    <w:p>
-      <w:pPr>
-        <w:pStyle w:val="ListParagraph"/>
-        <w:numPr>
-          <w:ilvl w:val="0"/>
-          <w:numId w:val="1"/>
-        </w:numPr>
-        <w:spacing w:after="60"/>
-      </w:pPr>
-      <w:r>
-        <w:rPr>
-          <w:sz w:val="22"/>
-          <w:szCs w:val="22"/>
-        </w:rPr>
-        <w:t xml:space="preserve">PSQ.3 owns clinical audits. PSQ.2 clinical indicators may trigger an audit but the audit method is PSQ.3.</w:t>
-      </w:r>
-    </w:p>
-    <w:p>
-      <w:pPr>
-        <w:pStyle w:val="ListParagraph"/>
-        <w:numPr>
-          <w:ilvl w:val="0"/>
-          <w:numId w:val="1"/>
-        </w:numPr>
-        <w:spacing w:after="60"/>
-      </w:pPr>
-      <w:r>
-        <w:rPr>
-          <w:sz w:val="22"/>
-          <w:szCs w:val="22"/>
-        </w:rPr>
-        <w:t xml:space="preserve">PSQ.5 owns incident collection. Incident rates may appear as patient-safety indicators under PSQ.2.d.</w:t>
-      </w:r>
-    </w:p>
-    <w:p>
-      <w:pPr>
-        <w:pStyle w:val="ListParagraph"/>
-        <w:numPr>
-          <w:ilvl w:val="0"/>
-          <w:numId w:val="1"/>
-        </w:numPr>
-        <w:spacing w:after="60"/>
-      </w:pPr>
-      <w:r>
-        <w:rPr>
-          <w:sz w:val="22"/>
-          <w:szCs w:val="22"/>
-        </w:rPr>
-        <w:t xml:space="preserve">ROM.4 owns leadership risk registers. PSQ.2 managerial indicators feed risk discussions but ROM.4 owns the register.</w:t>
       </w:r>
     </w:p>
     <w:p>

--- a/policies/build/masters/PSQ.2_v2_master.docx
+++ b/policies/build/masters/PSQ.2_v2_master.docx
@@ -665,7 +665,7 @@
           <w:sz w:val="22"/>
           <w:szCs w:val="22"/>
         </w:rPr>
-        <w:t xml:space="preserve">This policy describes how «Hospital Name» identifies, monitors and uses key indicators across clinical, infection-control, managerial and patient-safety domains as tools for continual improvement, satisfying PSQ.2.a–e.</w:t>
+        <w:t>This policy describes how «Hospital Name» identifies, monitors and uses key indicators across clinical, infection-control, managerial and patient-safety domains as tools for continual improvement.</w:t>
       </w:r>
     </w:p>
     <w:p>
@@ -678,18 +678,6 @@
           <w:szCs w:val="22"/>
         </w:rPr>
         <w:t xml:space="preserve">It covers five elements: clinical indicators for structures, processes and outcomes; infection-control indicators; managerial indicators; patient-safety indicators; and regular data verification and analysis by the quality team.</w:t>
-      </w:r>
-    </w:p>
-    <w:p>
-      <w:pPr>
-        <w:spacing w:after="140"/>
-      </w:pPr>
-      <w:r>
-        <w:rPr>
-          <w:sz w:val="22"/>
-          <w:szCs w:val="22"/>
-        </w:rPr>
-        <w:t xml:space="preserve">PSQ.2 owns indicator identification, monitoring, verification and analysis. PSQ.1 owns the programmes that consume indicator data. PSQ.3 owns the clinical audit system. PSQ.5 owns incident data that may feed patient-safety indicators.</w:t>
       </w:r>
     </w:p>
     <w:p>
@@ -715,18 +703,6 @@
     </w:p>
     <w:p>
       <w:pPr>
-        <w:spacing w:after="140"/>
-      </w:pPr>
-      <w:r>
-        <w:rPr>
-          <w:sz w:val="22"/>
-          <w:szCs w:val="22"/>
-        </w:rPr>
-        <w:t xml:space="preserve">It covers the five objective elements PSQ.2.a–e. It does not cover the programmes that act on indicator findings (PSQ.1), the clinical audit system (PSQ.3), management support (PSQ.4), or incident analysis (PSQ.5).</w:t>
-      </w:r>
-    </w:p>
-    <w:p>
-      <w:pPr>
         <w:pStyle w:val="Heading1"/>
         <w:spacing w:after="120" w:before="280"/>
       </w:pPr>
@@ -836,7 +812,7 @@
           <w:sz w:val="22"/>
           <w:szCs w:val="22"/>
         </w:rPr>
-        <w:t xml:space="preserve">4. Patient-safety indicators are identified and monitored, linked to the patient-safety programme (PSQ.1).</w:t>
+        <w:t>4. Patient-safety indicators are identified and monitored, linked to the patient-safety programme.</w:t>
       </w:r>
     </w:p>
     <w:p>
@@ -980,7 +956,7 @@
           <w:sz w:val="22"/>
           <w:szCs w:val="22"/>
         </w:rPr>
-        <w:t xml:space="preserve">Each indicator has a defined data source, collection frequency («monthly or quarterly as appropriate»), and responsible department or person. The «Quality Coordinator» consolidates managerial indicator data for committee review. Managerial indicators feed into ROM.4 leadership risk discussions where relevant.</w:t>
+        <w:t>Each indicator has a defined data source, collection frequency («monthly or quarterly as appropriate»), and responsible department or person. The «Quality Coordinator» consolidates managerial indicator data for committee review. Managerial indicators feed into leadership risk discussions where relevant.</w:t>
       </w:r>
     </w:p>
     <w:p>
@@ -1013,7 +989,7 @@
           <w:sz w:val="22"/>
           <w:szCs w:val="22"/>
         </w:rPr>
-        <w:t xml:space="preserve">Indicators are linked to the patient-safety programme (PSQ.1) and to incident data (PSQ.5). The «Quality Coordinator» reports patient-safety indicator trends to the patient-safety committee «quarterly». Any adverse trend triggers a proactive risk review under PSQ.1.c.</w:t>
+        <w:t>Indicators are linked to the patient-safety programme and to incident data. The «Quality Coordinator» reports patient-safety indicator trends to the patient-safety committee «quarterly». Any adverse trend triggers a proactive risk review.</w:t>
       </w:r>
     </w:p>
     <w:p>
@@ -1046,7 +1022,7 @@
           <w:sz w:val="22"/>
           <w:szCs w:val="22"/>
         </w:rPr>
-        <w:t xml:space="preserve">Verified data is analysed using «trend charts, run charts or statistical process control charts as appropriate». Analysis results are presented to the QI committee with identified opportunities for improvement. Each opportunity is logged, prioritised and tracked under the QI programme (PSQ.1). Data that fails verification is returned to the source department for correction before use.</w:t>
+        <w:t>Verified data is analysed using «trend charts, run charts or statistical process control charts as appropriate». Analysis results are presented to the QI committee with identified opportunities for improvement. Each opportunity is logged, prioritised and tracked under the QI programme. Data that fails verification is returned to the source department for correction before use.</w:t>
       </w:r>
     </w:p>
     <w:p>
@@ -1157,7 +1133,7 @@
           <w:sz w:val="22"/>
           <w:szCs w:val="22"/>
         </w:rPr>
-        <w:t xml:space="preserve">Tracks identified opportunities to closure under PSQ.1.</w:t>
+        <w:t>Tracks identified opportunities to closure under the QI programme.</w:t>
       </w:r>
     </w:p>
     <w:p>
@@ -1435,7 +1411,7 @@
           <w:sz w:val="22"/>
           <w:szCs w:val="22"/>
         </w:rPr>
-        <w:t xml:space="preserve">This policy is reviewed «annually», and sooner when PSQ.1, PSQ.3, PSQ.4 or PSQ.5 are revised.</w:t>
+        <w:t>This policy is reviewed «annually», and sooner when a related patient-safety or quality policy is revised.</w:t>
       </w:r>
     </w:p>
     <w:p>

--- a/policies/build/masters/PSQ.2_v2_master.docx
+++ b/policies/build/masters/PSQ.2_v2_master.docx
@@ -3754,8 +3754,23 @@
           <w:sz w:val="22"/>
           <w:szCs w:val="22"/>
         </w:rPr>
-        <w:t xml:space="preserve">National Accreditation Board for Hospitals and Healthcare Providers (NABH), Standards for Small Healthcare Organisations, 3rd Edition — Patient Safety and Quality Improvement chapter, standard PSQ.2.</w:t>
-      </w:r>
+      </w:r>
+      <w:r>
+        <w:rPr>
+          <w:sz w:val="22"/>
+        </w:rPr>
+        <w:t xml:space="preserve">National Accreditation Board for Hospitals &amp; Healthcare Providers. (2022). Standards for small healthcare organisations (3rd ed.) — Patient Safety and Quality Improvement chapter, standard PSQ.2. </w:t>
+      </w:r>
+      <w:hyperlink r:id="rId9">
+        <w:r>
+          <w:rPr>
+            <w:rStyle w:val="Hyperlink"/>
+            <w:sz w:val="22"/>
+            <w:szCs w:val="22"/>
+          </w:rPr>
+          <w:t>https://nabh.co/programmes/small-healthcare-organisation-shco-accreditation-programme/</w:t>
+        </w:r>
+      </w:hyperlink>
     </w:p>
     <w:p>
       <w:pPr>

--- a/policies/build/masters/PSQ.2_v2_master.docx
+++ b/policies/build/masters/PSQ.2_v2_master.docx
@@ -2218,6 +2218,532 @@
         <w:t xml:space="preserve">The Nursing Superintendent holds signed acknowledgements with the induction record.</w:t>
       </w:r>
     </w:p>
+    <w:p>
+      <w:pPr>
+        <w:pStyle w:val="Heading1"/>
+        <w:spacing w:after="120" w:before="280"/>
+      </w:pPr>
+      <w:r>
+        <w:t>9. Distribution</w:t>
+      </w:r>
+    </w:p>
+    <w:p>
+      <w:pPr>
+        <w:spacing w:after="140"/>
+      </w:pPr>
+      <w:r>
+        <w:rPr>
+          <w:sz w:val="22"/>
+          <w:szCs w:val="22"/>
+        </w:rPr>
+        <w:t xml:space="preserve">Official master copy: office of the Medical Superintendent, «Hospital Name», with the Quality Coordinator.</w:t>
+      </w:r>
+    </w:p>
+    <w:p>
+      <w:pPr>
+        <w:spacing w:after="140"/>
+      </w:pPr>
+      <w:r>
+        <w:rPr>
+          <w:sz w:val="22"/>
+          <w:szCs w:val="22"/>
+        </w:rPr>
+        <w:t xml:space="preserve">Copies issued to: patient-safety / QI committee members; department heads; infection-control function; nursing administration.</w:t>
+      </w:r>
+    </w:p>
+    <w:p>
+      <w:pPr>
+        <w:spacing w:after="140"/>
+      </w:pPr>
+      <w:r>
+        <w:rPr>
+          <w:sz w:val="22"/>
+          <w:szCs w:val="22"/>
+        </w:rPr>
+        <w:t xml:space="preserve">The current version is available to all staff at the «quality office policy file» and, if the hospital keeps an intranet, at «staff intranet / policies».</w:t>
+      </w:r>
+    </w:p>
+    <w:p>
+      <w:pPr>
+        <w:spacing w:after="140"/>
+      </w:pPr>
+      <w:r>
+        <w:rPr>
+          <w:sz w:val="22"/>
+          <w:szCs w:val="22"/>
+        </w:rPr>
+        <w:t xml:space="preserve">When a new version is issued, take old copies out of use.</w:t>
+      </w:r>
+    </w:p>
+    <w:p>
+      <w:pPr>
+        <w:pStyle w:val="Heading1"/>
+        <w:spacing w:after="120" w:before="280"/>
+      </w:pPr>
+      <w:r>
+        <w:t>10. Abbreviations</w:t>
+      </w:r>
+    </w:p>
+    <w:tbl>
+      <w:tblPr>
+        <w:tblW w:type="pct" w:w="100%"/>
+        <w:tblBorders>
+          <w:top w:val="single" w:color="auto" w:sz="4"/>
+          <w:left w:val="single" w:color="auto" w:sz="4"/>
+          <w:bottom w:val="single" w:color="auto" w:sz="4"/>
+          <w:right w:val="single" w:color="auto" w:sz="4"/>
+          <w:insideH w:val="single" w:color="auto" w:sz="4"/>
+          <w:insideV w:val="single" w:color="auto" w:sz="4"/>
+        </w:tblBorders>
+      </w:tblPr>
+      <w:tblGrid>
+        <w:gridCol w:w="100"/>
+        <w:gridCol w:w="100"/>
+      </w:tblGrid>
+      <w:tr>
+        <w:tc>
+          <w:tcPr>
+            <w:tcW w:type="pct" w:w="22%"/>
+            <w:tcBorders>
+              <w:top w:val="single" w:color="999999" w:sz="4"/>
+              <w:left w:val="single" w:color="999999" w:sz="4"/>
+              <w:bottom w:val="single" w:color="999999" w:sz="4"/>
+              <w:right w:val="single" w:color="999999" w:sz="4"/>
+            </w:tcBorders>
+            <w:shd w:fill="E8E8E8" w:val="clear"/>
+          </w:tcPr>
+          <w:p>
+            <w:r>
+              <w:rPr>
+                <w:b/>
+              </w:rPr>
+              <w:t>Abbreviation</w:t>
+            </w:r>
+          </w:p>
+        </w:tc>
+        <w:tc>
+          <w:tcPr>
+            <w:tcW w:type="pct" w:w="22%"/>
+            <w:tcBorders>
+              <w:top w:val="single" w:color="999999" w:sz="4"/>
+              <w:left w:val="single" w:color="999999" w:sz="4"/>
+              <w:bottom w:val="single" w:color="999999" w:sz="4"/>
+              <w:right w:val="single" w:color="999999" w:sz="4"/>
+            </w:tcBorders>
+            <w:shd w:fill="E8E8E8" w:val="clear"/>
+          </w:tcPr>
+          <w:p>
+            <w:r>
+              <w:rPr>
+                <w:b/>
+              </w:rPr>
+              <w:t>Meaning</w:t>
+            </w:r>
+          </w:p>
+        </w:tc>
+      </w:tr>
+      <w:tr>
+        <w:tc>
+          <w:tcPr>
+            <w:tcW w:type="pct" w:w="22%"/>
+            <w:tcBorders>
+              <w:top w:val="single" w:color="999999" w:sz="4"/>
+              <w:left w:val="single" w:color="999999" w:sz="4"/>
+              <w:bottom w:val="single" w:color="999999" w:sz="4"/>
+              <w:right w:val="single" w:color="999999" w:sz="4"/>
+            </w:tcBorders>
+            <w:shd w:fill="E8E8E8" w:val="clear"/>
+          </w:tcPr>
+          <w:p>
+            <w:r>
+              <w:rPr>
+                <w:b w:val="0"/>
+              </w:rPr>
+              <w:t>CAPA</w:t>
+            </w:r>
+          </w:p>
+        </w:tc>
+        <w:tc>
+          <w:tcPr>
+            <w:tcW w:type="pct" w:w="22%"/>
+            <w:tcBorders>
+              <w:top w:val="single" w:color="999999" w:sz="4"/>
+              <w:left w:val="single" w:color="999999" w:sz="4"/>
+              <w:bottom w:val="single" w:color="999999" w:sz="4"/>
+              <w:right w:val="single" w:color="999999" w:sz="4"/>
+            </w:tcBorders>
+            <w:shd w:fill="E8E8E8" w:val="clear"/>
+          </w:tcPr>
+          <w:p>
+            <w:r>
+              <w:rPr>
+                <w:b w:val="0"/>
+              </w:rPr>
+              <w:t>corrective and preventive action</w:t>
+            </w:r>
+          </w:p>
+        </w:tc>
+      </w:tr>
+      <w:tr>
+        <w:tc>
+          <w:tcPr>
+            <w:tcW w:type="pct" w:w="22%"/>
+            <w:tcBorders>
+              <w:top w:val="single" w:color="999999" w:sz="4"/>
+              <w:left w:val="single" w:color="999999" w:sz="4"/>
+              <w:bottom w:val="single" w:color="999999" w:sz="4"/>
+              <w:right w:val="single" w:color="999999" w:sz="4"/>
+            </w:tcBorders>
+            <w:shd w:fill="E8E8E8" w:val="clear"/>
+          </w:tcPr>
+          <w:p>
+            <w:r>
+              <w:rPr>
+                <w:b w:val="0"/>
+              </w:rPr>
+              <w:t>NABH</w:t>
+            </w:r>
+          </w:p>
+        </w:tc>
+        <w:tc>
+          <w:tcPr>
+            <w:tcW w:type="pct" w:w="22%"/>
+            <w:tcBorders>
+              <w:top w:val="single" w:color="999999" w:sz="4"/>
+              <w:left w:val="single" w:color="999999" w:sz="4"/>
+              <w:bottom w:val="single" w:color="999999" w:sz="4"/>
+              <w:right w:val="single" w:color="999999" w:sz="4"/>
+            </w:tcBorders>
+            <w:shd w:fill="E8E8E8" w:val="clear"/>
+          </w:tcPr>
+          <w:p>
+            <w:r>
+              <w:rPr>
+                <w:b w:val="0"/>
+              </w:rPr>
+              <w:t>National Accreditation Board for Hospitals and Healthcare Providers</w:t>
+            </w:r>
+          </w:p>
+        </w:tc>
+      </w:tr>
+      <w:tr>
+        <w:tc>
+          <w:tcPr>
+            <w:tcW w:type="pct" w:w="22%"/>
+            <w:tcBorders>
+              <w:top w:val="single" w:color="999999" w:sz="4"/>
+              <w:left w:val="single" w:color="999999" w:sz="4"/>
+              <w:bottom w:val="single" w:color="999999" w:sz="4"/>
+              <w:right w:val="single" w:color="999999" w:sz="4"/>
+            </w:tcBorders>
+            <w:shd w:fill="E8E8E8" w:val="clear"/>
+          </w:tcPr>
+          <w:p>
+            <w:r>
+              <w:rPr>
+                <w:b w:val="0"/>
+              </w:rPr>
+              <w:t>OE</w:t>
+            </w:r>
+          </w:p>
+        </w:tc>
+        <w:tc>
+          <w:tcPr>
+            <w:tcW w:type="pct" w:w="22%"/>
+            <w:tcBorders>
+              <w:top w:val="single" w:color="999999" w:sz="4"/>
+              <w:left w:val="single" w:color="999999" w:sz="4"/>
+              <w:bottom w:val="single" w:color="999999" w:sz="4"/>
+              <w:right w:val="single" w:color="999999" w:sz="4"/>
+            </w:tcBorders>
+            <w:shd w:fill="E8E8E8" w:val="clear"/>
+          </w:tcPr>
+          <w:p>
+            <w:r>
+              <w:rPr>
+                <w:b w:val="0"/>
+              </w:rPr>
+              <w:t>objective element</w:t>
+            </w:r>
+          </w:p>
+        </w:tc>
+      </w:tr>
+      <w:tr>
+        <w:tc>
+          <w:tcPr>
+            <w:tcW w:type="pct" w:w="22%"/>
+            <w:tcBorders>
+              <w:top w:val="single" w:color="999999" w:sz="4"/>
+              <w:left w:val="single" w:color="999999" w:sz="4"/>
+              <w:bottom w:val="single" w:color="999999" w:sz="4"/>
+              <w:right w:val="single" w:color="999999" w:sz="4"/>
+            </w:tcBorders>
+            <w:shd w:fill="E8E8E8" w:val="clear"/>
+          </w:tcPr>
+          <w:p>
+            <w:r>
+              <w:rPr>
+                <w:b w:val="0"/>
+              </w:rPr>
+              <w:t>OPD</w:t>
+            </w:r>
+          </w:p>
+        </w:tc>
+        <w:tc>
+          <w:tcPr>
+            <w:tcW w:type="pct" w:w="22%"/>
+            <w:tcBorders>
+              <w:top w:val="single" w:color="999999" w:sz="4"/>
+              <w:left w:val="single" w:color="999999" w:sz="4"/>
+              <w:bottom w:val="single" w:color="999999" w:sz="4"/>
+              <w:right w:val="single" w:color="999999" w:sz="4"/>
+            </w:tcBorders>
+            <w:shd w:fill="E8E8E8" w:val="clear"/>
+          </w:tcPr>
+          <w:p>
+            <w:r>
+              <w:rPr>
+                <w:b w:val="0"/>
+              </w:rPr>
+              <w:t>out-patient department</w:t>
+            </w:r>
+          </w:p>
+        </w:tc>
+      </w:tr>
+      <w:tr>
+        <w:tc>
+          <w:tcPr>
+            <w:tcW w:type="pct" w:w="22%"/>
+            <w:tcBorders>
+              <w:top w:val="single" w:color="999999" w:sz="4"/>
+              <w:left w:val="single" w:color="999999" w:sz="4"/>
+              <w:bottom w:val="single" w:color="999999" w:sz="4"/>
+              <w:right w:val="single" w:color="999999" w:sz="4"/>
+            </w:tcBorders>
+            <w:shd w:fill="E8E8E8" w:val="clear"/>
+          </w:tcPr>
+          <w:p>
+            <w:r>
+              <w:rPr>
+                <w:b w:val="0"/>
+              </w:rPr>
+              <w:t>OT</w:t>
+            </w:r>
+          </w:p>
+        </w:tc>
+        <w:tc>
+          <w:tcPr>
+            <w:tcW w:type="pct" w:w="22%"/>
+            <w:tcBorders>
+              <w:top w:val="single" w:color="999999" w:sz="4"/>
+              <w:left w:val="single" w:color="999999" w:sz="4"/>
+              <w:bottom w:val="single" w:color="999999" w:sz="4"/>
+              <w:right w:val="single" w:color="999999" w:sz="4"/>
+            </w:tcBorders>
+            <w:shd w:fill="E8E8E8" w:val="clear"/>
+          </w:tcPr>
+          <w:p>
+            <w:r>
+              <w:rPr>
+                <w:b w:val="0"/>
+              </w:rPr>
+              <w:t>operation theatre</w:t>
+            </w:r>
+          </w:p>
+        </w:tc>
+      </w:tr>
+      <w:tr>
+        <w:tc>
+          <w:tcPr>
+            <w:tcW w:type="pct" w:w="22%"/>
+            <w:tcBorders>
+              <w:top w:val="single" w:color="999999" w:sz="4"/>
+              <w:left w:val="single" w:color="999999" w:sz="4"/>
+              <w:bottom w:val="single" w:color="999999" w:sz="4"/>
+              <w:right w:val="single" w:color="999999" w:sz="4"/>
+            </w:tcBorders>
+            <w:shd w:fill="E8E8E8" w:val="clear"/>
+          </w:tcPr>
+          <w:p>
+            <w:r>
+              <w:rPr>
+                <w:b w:val="0"/>
+              </w:rPr>
+              <w:t>PSQ</w:t>
+            </w:r>
+          </w:p>
+        </w:tc>
+        <w:tc>
+          <w:tcPr>
+            <w:tcW w:type="pct" w:w="22%"/>
+            <w:tcBorders>
+              <w:top w:val="single" w:color="999999" w:sz="4"/>
+              <w:left w:val="single" w:color="999999" w:sz="4"/>
+              <w:bottom w:val="single" w:color="999999" w:sz="4"/>
+              <w:right w:val="single" w:color="999999" w:sz="4"/>
+            </w:tcBorders>
+            <w:shd w:fill="E8E8E8" w:val="clear"/>
+          </w:tcPr>
+          <w:p>
+            <w:r>
+              <w:rPr>
+                <w:b w:val="0"/>
+              </w:rPr>
+              <w:t>Patient Safety and Quality Improvement (NABH SHCO chapter 9)</w:t>
+            </w:r>
+          </w:p>
+        </w:tc>
+      </w:tr>
+      <w:tr>
+        <w:tc>
+          <w:tcPr>
+            <w:tcW w:type="pct" w:w="22%"/>
+            <w:tcBorders>
+              <w:top w:val="single" w:color="999999" w:sz="4"/>
+              <w:left w:val="single" w:color="999999" w:sz="4"/>
+              <w:bottom w:val="single" w:color="999999" w:sz="4"/>
+              <w:right w:val="single" w:color="999999" w:sz="4"/>
+            </w:tcBorders>
+            <w:shd w:fill="E8E8E8" w:val="clear"/>
+          </w:tcPr>
+          <w:p>
+            <w:r>
+              <w:rPr>
+                <w:b w:val="0"/>
+              </w:rPr>
+              <w:t>QI</w:t>
+            </w:r>
+          </w:p>
+        </w:tc>
+        <w:tc>
+          <w:tcPr>
+            <w:tcW w:type="pct" w:w="22%"/>
+            <w:tcBorders>
+              <w:top w:val="single" w:color="999999" w:sz="4"/>
+              <w:left w:val="single" w:color="999999" w:sz="4"/>
+              <w:bottom w:val="single" w:color="999999" w:sz="4"/>
+              <w:right w:val="single" w:color="999999" w:sz="4"/>
+            </w:tcBorders>
+            <w:shd w:fill="E8E8E8" w:val="clear"/>
+          </w:tcPr>
+          <w:p>
+            <w:r>
+              <w:rPr>
+                <w:b w:val="0"/>
+              </w:rPr>
+              <w:t>quality improvement</w:t>
+            </w:r>
+          </w:p>
+        </w:tc>
+      </w:tr>
+      <w:tr>
+        <w:tc>
+          <w:tcPr>
+            <w:tcW w:type="pct" w:w="22%"/>
+            <w:tcBorders>
+              <w:top w:val="single" w:color="999999" w:sz="4"/>
+              <w:left w:val="single" w:color="999999" w:sz="4"/>
+              <w:bottom w:val="single" w:color="999999" w:sz="4"/>
+              <w:right w:val="single" w:color="999999" w:sz="4"/>
+            </w:tcBorders>
+            <w:shd w:fill="E8E8E8" w:val="clear"/>
+          </w:tcPr>
+          <w:p>
+            <w:r>
+              <w:rPr>
+                <w:b w:val="0"/>
+              </w:rPr>
+              <w:t>SHCO</w:t>
+            </w:r>
+          </w:p>
+        </w:tc>
+        <w:tc>
+          <w:tcPr>
+            <w:tcW w:type="pct" w:w="22%"/>
+            <w:tcBorders>
+              <w:top w:val="single" w:color="999999" w:sz="4"/>
+              <w:left w:val="single" w:color="999999" w:sz="4"/>
+              <w:bottom w:val="single" w:color="999999" w:sz="4"/>
+              <w:right w:val="single" w:color="999999" w:sz="4"/>
+            </w:tcBorders>
+            <w:shd w:fill="E8E8E8" w:val="clear"/>
+          </w:tcPr>
+          <w:p>
+            <w:r>
+              <w:rPr>
+                <w:b w:val="0"/>
+              </w:rPr>
+              <w:t>Standards for Small Healthcare Organisations</w:t>
+            </w:r>
+          </w:p>
+        </w:tc>
+      </w:tr>
+      <w:tr>
+        <w:tc>
+          <w:tcPr>
+            <w:tcW w:type="pct" w:w="22%"/>
+            <w:tcBorders>
+              <w:top w:val="single" w:color="999999" w:sz="4"/>
+              <w:left w:val="single" w:color="999999" w:sz="4"/>
+              <w:bottom w:val="single" w:color="999999" w:sz="4"/>
+              <w:right w:val="single" w:color="999999" w:sz="4"/>
+            </w:tcBorders>
+            <w:shd w:fill="E8E8E8" w:val="clear"/>
+          </w:tcPr>
+          <w:p>
+            <w:r>
+              <w:rPr>
+                <w:b w:val="0"/>
+              </w:rPr>
+              <w:t>SPC</w:t>
+            </w:r>
+          </w:p>
+        </w:tc>
+        <w:tc>
+          <w:tcPr>
+            <w:tcW w:type="pct" w:w="22%"/>
+            <w:tcBorders>
+              <w:top w:val="single" w:color="999999" w:sz="4"/>
+              <w:left w:val="single" w:color="999999" w:sz="4"/>
+              <w:bottom w:val="single" w:color="999999" w:sz="4"/>
+              <w:right w:val="single" w:color="999999" w:sz="4"/>
+            </w:tcBorders>
+            <w:shd w:fill="E8E8E8" w:val="clear"/>
+          </w:tcPr>
+          <w:p>
+            <w:r>
+              <w:rPr>
+                <w:b w:val="0"/>
+              </w:rPr>
+              <w:t>statistical process control</w:t>
+            </w:r>
+          </w:p>
+        </w:tc>
+      </w:tr>
+    </w:tbl>
+    <w:p>
+      <w:pPr>
+        <w:pStyle w:val="Heading1"/>
+        <w:spacing w:after="120" w:before="280"/>
+      </w:pPr>
+      <w:r>
+        <w:t>11. Traceability to NABH SHCO 3rd Edition PSQ.2</w:t>
+      </w:r>
+    </w:p>
+    <w:p>
+      <w:pPr>
+        <w:spacing w:after="120"/>
+      </w:pPr>
+      <w:r>
+        <w:rPr>
+          <w:i/>
+          <w:iCs/>
+          <w:sz w:val="20"/>
+          <w:szCs w:val="20"/>
+        </w:rPr>
+        <w:t xml:space="preserve">This table is an index. It is not how the policy is organised.</w:t>
+      </w:r>
+    </w:p>
     <w:tbl>
       <w:tblPr>
         <w:tblW w:type="pct" w:w="100%"/>
@@ -2882,532 +3408,6 @@
         </w:tc>
       </w:tr>
     </w:tbl>
-    <w:p>
-      <w:pPr>
-        <w:pStyle w:val="Heading1"/>
-        <w:spacing w:after="120" w:before="280"/>
-      </w:pPr>
-      <w:r>
-        <w:t>9. Distribution</w:t>
-      </w:r>
-    </w:p>
-    <w:p>
-      <w:pPr>
-        <w:spacing w:after="140"/>
-      </w:pPr>
-      <w:r>
-        <w:rPr>
-          <w:sz w:val="22"/>
-          <w:szCs w:val="22"/>
-        </w:rPr>
-        <w:t xml:space="preserve">Official master copy: office of the Medical Superintendent, «Hospital Name», with the Quality Coordinator.</w:t>
-      </w:r>
-    </w:p>
-    <w:p>
-      <w:pPr>
-        <w:spacing w:after="140"/>
-      </w:pPr>
-      <w:r>
-        <w:rPr>
-          <w:sz w:val="22"/>
-          <w:szCs w:val="22"/>
-        </w:rPr>
-        <w:t xml:space="preserve">Copies issued to: patient-safety / QI committee members; department heads; infection-control function; nursing administration.</w:t>
-      </w:r>
-    </w:p>
-    <w:p>
-      <w:pPr>
-        <w:spacing w:after="140"/>
-      </w:pPr>
-      <w:r>
-        <w:rPr>
-          <w:sz w:val="22"/>
-          <w:szCs w:val="22"/>
-        </w:rPr>
-        <w:t xml:space="preserve">The current version is available to all staff at the «quality office policy file» and, if the hospital keeps an intranet, at «staff intranet / policies».</w:t>
-      </w:r>
-    </w:p>
-    <w:p>
-      <w:pPr>
-        <w:spacing w:after="140"/>
-      </w:pPr>
-      <w:r>
-        <w:rPr>
-          <w:sz w:val="22"/>
-          <w:szCs w:val="22"/>
-        </w:rPr>
-        <w:t xml:space="preserve">When a new version is issued, take old copies out of use.</w:t>
-      </w:r>
-    </w:p>
-    <w:p>
-      <w:pPr>
-        <w:pStyle w:val="Heading1"/>
-        <w:spacing w:after="120" w:before="280"/>
-      </w:pPr>
-      <w:r>
-        <w:t>10. Abbreviations</w:t>
-      </w:r>
-    </w:p>
-    <w:tbl>
-      <w:tblPr>
-        <w:tblW w:type="pct" w:w="100%"/>
-        <w:tblBorders>
-          <w:top w:val="single" w:color="auto" w:sz="4"/>
-          <w:left w:val="single" w:color="auto" w:sz="4"/>
-          <w:bottom w:val="single" w:color="auto" w:sz="4"/>
-          <w:right w:val="single" w:color="auto" w:sz="4"/>
-          <w:insideH w:val="single" w:color="auto" w:sz="4"/>
-          <w:insideV w:val="single" w:color="auto" w:sz="4"/>
-        </w:tblBorders>
-      </w:tblPr>
-      <w:tblGrid>
-        <w:gridCol w:w="100"/>
-        <w:gridCol w:w="100"/>
-      </w:tblGrid>
-      <w:tr>
-        <w:tc>
-          <w:tcPr>
-            <w:tcW w:type="pct" w:w="22%"/>
-            <w:tcBorders>
-              <w:top w:val="single" w:color="999999" w:sz="4"/>
-              <w:left w:val="single" w:color="999999" w:sz="4"/>
-              <w:bottom w:val="single" w:color="999999" w:sz="4"/>
-              <w:right w:val="single" w:color="999999" w:sz="4"/>
-            </w:tcBorders>
-            <w:shd w:fill="E8E8E8" w:val="clear"/>
-          </w:tcPr>
-          <w:p>
-            <w:r>
-              <w:rPr>
-                <w:b/>
-              </w:rPr>
-              <w:t>Abbreviation</w:t>
-            </w:r>
-          </w:p>
-        </w:tc>
-        <w:tc>
-          <w:tcPr>
-            <w:tcW w:type="pct" w:w="22%"/>
-            <w:tcBorders>
-              <w:top w:val="single" w:color="999999" w:sz="4"/>
-              <w:left w:val="single" w:color="999999" w:sz="4"/>
-              <w:bottom w:val="single" w:color="999999" w:sz="4"/>
-              <w:right w:val="single" w:color="999999" w:sz="4"/>
-            </w:tcBorders>
-            <w:shd w:fill="E8E8E8" w:val="clear"/>
-          </w:tcPr>
-          <w:p>
-            <w:r>
-              <w:rPr>
-                <w:b/>
-              </w:rPr>
-              <w:t>Meaning</w:t>
-            </w:r>
-          </w:p>
-        </w:tc>
-      </w:tr>
-      <w:tr>
-        <w:tc>
-          <w:tcPr>
-            <w:tcW w:type="pct" w:w="22%"/>
-            <w:tcBorders>
-              <w:top w:val="single" w:color="999999" w:sz="4"/>
-              <w:left w:val="single" w:color="999999" w:sz="4"/>
-              <w:bottom w:val="single" w:color="999999" w:sz="4"/>
-              <w:right w:val="single" w:color="999999" w:sz="4"/>
-            </w:tcBorders>
-            <w:shd w:fill="E8E8E8" w:val="clear"/>
-          </w:tcPr>
-          <w:p>
-            <w:r>
-              <w:rPr>
-                <w:b w:val="0"/>
-              </w:rPr>
-              <w:t>CAPA</w:t>
-            </w:r>
-          </w:p>
-        </w:tc>
-        <w:tc>
-          <w:tcPr>
-            <w:tcW w:type="pct" w:w="22%"/>
-            <w:tcBorders>
-              <w:top w:val="single" w:color="999999" w:sz="4"/>
-              <w:left w:val="single" w:color="999999" w:sz="4"/>
-              <w:bottom w:val="single" w:color="999999" w:sz="4"/>
-              <w:right w:val="single" w:color="999999" w:sz="4"/>
-            </w:tcBorders>
-            <w:shd w:fill="E8E8E8" w:val="clear"/>
-          </w:tcPr>
-          <w:p>
-            <w:r>
-              <w:rPr>
-                <w:b w:val="0"/>
-              </w:rPr>
-              <w:t>corrective and preventive action</w:t>
-            </w:r>
-          </w:p>
-        </w:tc>
-      </w:tr>
-      <w:tr>
-        <w:tc>
-          <w:tcPr>
-            <w:tcW w:type="pct" w:w="22%"/>
-            <w:tcBorders>
-              <w:top w:val="single" w:color="999999" w:sz="4"/>
-              <w:left w:val="single" w:color="999999" w:sz="4"/>
-              <w:bottom w:val="single" w:color="999999" w:sz="4"/>
-              <w:right w:val="single" w:color="999999" w:sz="4"/>
-            </w:tcBorders>
-            <w:shd w:fill="E8E8E8" w:val="clear"/>
-          </w:tcPr>
-          <w:p>
-            <w:r>
-              <w:rPr>
-                <w:b w:val="0"/>
-              </w:rPr>
-              <w:t>NABH</w:t>
-            </w:r>
-          </w:p>
-        </w:tc>
-        <w:tc>
-          <w:tcPr>
-            <w:tcW w:type="pct" w:w="22%"/>
-            <w:tcBorders>
-              <w:top w:val="single" w:color="999999" w:sz="4"/>
-              <w:left w:val="single" w:color="999999" w:sz="4"/>
-              <w:bottom w:val="single" w:color="999999" w:sz="4"/>
-              <w:right w:val="single" w:color="999999" w:sz="4"/>
-            </w:tcBorders>
-            <w:shd w:fill="E8E8E8" w:val="clear"/>
-          </w:tcPr>
-          <w:p>
-            <w:r>
-              <w:rPr>
-                <w:b w:val="0"/>
-              </w:rPr>
-              <w:t>National Accreditation Board for Hospitals and Healthcare Providers</w:t>
-            </w:r>
-          </w:p>
-        </w:tc>
-      </w:tr>
-      <w:tr>
-        <w:tc>
-          <w:tcPr>
-            <w:tcW w:type="pct" w:w="22%"/>
-            <w:tcBorders>
-              <w:top w:val="single" w:color="999999" w:sz="4"/>
-              <w:left w:val="single" w:color="999999" w:sz="4"/>
-              <w:bottom w:val="single" w:color="999999" w:sz="4"/>
-              <w:right w:val="single" w:color="999999" w:sz="4"/>
-            </w:tcBorders>
-            <w:shd w:fill="E8E8E8" w:val="clear"/>
-          </w:tcPr>
-          <w:p>
-            <w:r>
-              <w:rPr>
-                <w:b w:val="0"/>
-              </w:rPr>
-              <w:t>OE</w:t>
-            </w:r>
-          </w:p>
-        </w:tc>
-        <w:tc>
-          <w:tcPr>
-            <w:tcW w:type="pct" w:w="22%"/>
-            <w:tcBorders>
-              <w:top w:val="single" w:color="999999" w:sz="4"/>
-              <w:left w:val="single" w:color="999999" w:sz="4"/>
-              <w:bottom w:val="single" w:color="999999" w:sz="4"/>
-              <w:right w:val="single" w:color="999999" w:sz="4"/>
-            </w:tcBorders>
-            <w:shd w:fill="E8E8E8" w:val="clear"/>
-          </w:tcPr>
-          <w:p>
-            <w:r>
-              <w:rPr>
-                <w:b w:val="0"/>
-              </w:rPr>
-              <w:t>objective element</w:t>
-            </w:r>
-          </w:p>
-        </w:tc>
-      </w:tr>
-      <w:tr>
-        <w:tc>
-          <w:tcPr>
-            <w:tcW w:type="pct" w:w="22%"/>
-            <w:tcBorders>
-              <w:top w:val="single" w:color="999999" w:sz="4"/>
-              <w:left w:val="single" w:color="999999" w:sz="4"/>
-              <w:bottom w:val="single" w:color="999999" w:sz="4"/>
-              <w:right w:val="single" w:color="999999" w:sz="4"/>
-            </w:tcBorders>
-            <w:shd w:fill="E8E8E8" w:val="clear"/>
-          </w:tcPr>
-          <w:p>
-            <w:r>
-              <w:rPr>
-                <w:b w:val="0"/>
-              </w:rPr>
-              <w:t>OPD</w:t>
-            </w:r>
-          </w:p>
-        </w:tc>
-        <w:tc>
-          <w:tcPr>
-            <w:tcW w:type="pct" w:w="22%"/>
-            <w:tcBorders>
-              <w:top w:val="single" w:color="999999" w:sz="4"/>
-              <w:left w:val="single" w:color="999999" w:sz="4"/>
-              <w:bottom w:val="single" w:color="999999" w:sz="4"/>
-              <w:right w:val="single" w:color="999999" w:sz="4"/>
-            </w:tcBorders>
-            <w:shd w:fill="E8E8E8" w:val="clear"/>
-          </w:tcPr>
-          <w:p>
-            <w:r>
-              <w:rPr>
-                <w:b w:val="0"/>
-              </w:rPr>
-              <w:t>out-patient department</w:t>
-            </w:r>
-          </w:p>
-        </w:tc>
-      </w:tr>
-      <w:tr>
-        <w:tc>
-          <w:tcPr>
-            <w:tcW w:type="pct" w:w="22%"/>
-            <w:tcBorders>
-              <w:top w:val="single" w:color="999999" w:sz="4"/>
-              <w:left w:val="single" w:color="999999" w:sz="4"/>
-              <w:bottom w:val="single" w:color="999999" w:sz="4"/>
-              <w:right w:val="single" w:color="999999" w:sz="4"/>
-            </w:tcBorders>
-            <w:shd w:fill="E8E8E8" w:val="clear"/>
-          </w:tcPr>
-          <w:p>
-            <w:r>
-              <w:rPr>
-                <w:b w:val="0"/>
-              </w:rPr>
-              <w:t>OT</w:t>
-            </w:r>
-          </w:p>
-        </w:tc>
-        <w:tc>
-          <w:tcPr>
-            <w:tcW w:type="pct" w:w="22%"/>
-            <w:tcBorders>
-              <w:top w:val="single" w:color="999999" w:sz="4"/>
-              <w:left w:val="single" w:color="999999" w:sz="4"/>
-              <w:bottom w:val="single" w:color="999999" w:sz="4"/>
-              <w:right w:val="single" w:color="999999" w:sz="4"/>
-            </w:tcBorders>
-            <w:shd w:fill="E8E8E8" w:val="clear"/>
-          </w:tcPr>
-          <w:p>
-            <w:r>
-              <w:rPr>
-                <w:b w:val="0"/>
-              </w:rPr>
-              <w:t>operation theatre</w:t>
-            </w:r>
-          </w:p>
-        </w:tc>
-      </w:tr>
-      <w:tr>
-        <w:tc>
-          <w:tcPr>
-            <w:tcW w:type="pct" w:w="22%"/>
-            <w:tcBorders>
-              <w:top w:val="single" w:color="999999" w:sz="4"/>
-              <w:left w:val="single" w:color="999999" w:sz="4"/>
-              <w:bottom w:val="single" w:color="999999" w:sz="4"/>
-              <w:right w:val="single" w:color="999999" w:sz="4"/>
-            </w:tcBorders>
-            <w:shd w:fill="E8E8E8" w:val="clear"/>
-          </w:tcPr>
-          <w:p>
-            <w:r>
-              <w:rPr>
-                <w:b w:val="0"/>
-              </w:rPr>
-              <w:t>PSQ</w:t>
-            </w:r>
-          </w:p>
-        </w:tc>
-        <w:tc>
-          <w:tcPr>
-            <w:tcW w:type="pct" w:w="22%"/>
-            <w:tcBorders>
-              <w:top w:val="single" w:color="999999" w:sz="4"/>
-              <w:left w:val="single" w:color="999999" w:sz="4"/>
-              <w:bottom w:val="single" w:color="999999" w:sz="4"/>
-              <w:right w:val="single" w:color="999999" w:sz="4"/>
-            </w:tcBorders>
-            <w:shd w:fill="E8E8E8" w:val="clear"/>
-          </w:tcPr>
-          <w:p>
-            <w:r>
-              <w:rPr>
-                <w:b w:val="0"/>
-              </w:rPr>
-              <w:t>Patient Safety and Quality Improvement (NABH SHCO chapter 9)</w:t>
-            </w:r>
-          </w:p>
-        </w:tc>
-      </w:tr>
-      <w:tr>
-        <w:tc>
-          <w:tcPr>
-            <w:tcW w:type="pct" w:w="22%"/>
-            <w:tcBorders>
-              <w:top w:val="single" w:color="999999" w:sz="4"/>
-              <w:left w:val="single" w:color="999999" w:sz="4"/>
-              <w:bottom w:val="single" w:color="999999" w:sz="4"/>
-              <w:right w:val="single" w:color="999999" w:sz="4"/>
-            </w:tcBorders>
-            <w:shd w:fill="E8E8E8" w:val="clear"/>
-          </w:tcPr>
-          <w:p>
-            <w:r>
-              <w:rPr>
-                <w:b w:val="0"/>
-              </w:rPr>
-              <w:t>QI</w:t>
-            </w:r>
-          </w:p>
-        </w:tc>
-        <w:tc>
-          <w:tcPr>
-            <w:tcW w:type="pct" w:w="22%"/>
-            <w:tcBorders>
-              <w:top w:val="single" w:color="999999" w:sz="4"/>
-              <w:left w:val="single" w:color="999999" w:sz="4"/>
-              <w:bottom w:val="single" w:color="999999" w:sz="4"/>
-              <w:right w:val="single" w:color="999999" w:sz="4"/>
-            </w:tcBorders>
-            <w:shd w:fill="E8E8E8" w:val="clear"/>
-          </w:tcPr>
-          <w:p>
-            <w:r>
-              <w:rPr>
-                <w:b w:val="0"/>
-              </w:rPr>
-              <w:t>quality improvement</w:t>
-            </w:r>
-          </w:p>
-        </w:tc>
-      </w:tr>
-      <w:tr>
-        <w:tc>
-          <w:tcPr>
-            <w:tcW w:type="pct" w:w="22%"/>
-            <w:tcBorders>
-              <w:top w:val="single" w:color="999999" w:sz="4"/>
-              <w:left w:val="single" w:color="999999" w:sz="4"/>
-              <w:bottom w:val="single" w:color="999999" w:sz="4"/>
-              <w:right w:val="single" w:color="999999" w:sz="4"/>
-            </w:tcBorders>
-            <w:shd w:fill="E8E8E8" w:val="clear"/>
-          </w:tcPr>
-          <w:p>
-            <w:r>
-              <w:rPr>
-                <w:b w:val="0"/>
-              </w:rPr>
-              <w:t>SHCO</w:t>
-            </w:r>
-          </w:p>
-        </w:tc>
-        <w:tc>
-          <w:tcPr>
-            <w:tcW w:type="pct" w:w="22%"/>
-            <w:tcBorders>
-              <w:top w:val="single" w:color="999999" w:sz="4"/>
-              <w:left w:val="single" w:color="999999" w:sz="4"/>
-              <w:bottom w:val="single" w:color="999999" w:sz="4"/>
-              <w:right w:val="single" w:color="999999" w:sz="4"/>
-            </w:tcBorders>
-            <w:shd w:fill="E8E8E8" w:val="clear"/>
-          </w:tcPr>
-          <w:p>
-            <w:r>
-              <w:rPr>
-                <w:b w:val="0"/>
-              </w:rPr>
-              <w:t>Standards for Small Healthcare Organisations</w:t>
-            </w:r>
-          </w:p>
-        </w:tc>
-      </w:tr>
-      <w:tr>
-        <w:tc>
-          <w:tcPr>
-            <w:tcW w:type="pct" w:w="22%"/>
-            <w:tcBorders>
-              <w:top w:val="single" w:color="999999" w:sz="4"/>
-              <w:left w:val="single" w:color="999999" w:sz="4"/>
-              <w:bottom w:val="single" w:color="999999" w:sz="4"/>
-              <w:right w:val="single" w:color="999999" w:sz="4"/>
-            </w:tcBorders>
-            <w:shd w:fill="E8E8E8" w:val="clear"/>
-          </w:tcPr>
-          <w:p>
-            <w:r>
-              <w:rPr>
-                <w:b w:val="0"/>
-              </w:rPr>
-              <w:t>SPC</w:t>
-            </w:r>
-          </w:p>
-        </w:tc>
-        <w:tc>
-          <w:tcPr>
-            <w:tcW w:type="pct" w:w="22%"/>
-            <w:tcBorders>
-              <w:top w:val="single" w:color="999999" w:sz="4"/>
-              <w:left w:val="single" w:color="999999" w:sz="4"/>
-              <w:bottom w:val="single" w:color="999999" w:sz="4"/>
-              <w:right w:val="single" w:color="999999" w:sz="4"/>
-            </w:tcBorders>
-            <w:shd w:fill="E8E8E8" w:val="clear"/>
-          </w:tcPr>
-          <w:p>
-            <w:r>
-              <w:rPr>
-                <w:b w:val="0"/>
-              </w:rPr>
-              <w:t>statistical process control</w:t>
-            </w:r>
-          </w:p>
-        </w:tc>
-      </w:tr>
-    </w:tbl>
-    <w:p>
-      <w:pPr>
-        <w:pStyle w:val="Heading1"/>
-        <w:spacing w:after="120" w:before="280"/>
-      </w:pPr>
-      <w:r>
-        <w:t>11. Traceability to NABH SHCO 3rd Edition PSQ.2</w:t>
-      </w:r>
-    </w:p>
-    <w:p>
-      <w:pPr>
-        <w:spacing w:after="120"/>
-      </w:pPr>
-      <w:r>
-        <w:rPr>
-          <w:i/>
-          <w:iCs/>
-          <w:sz w:val="20"/>
-          <w:szCs w:val="20"/>
-        </w:rPr>
-        <w:t xml:space="preserve">This table is an index. It is not how the policy is organised.</w:t>
-      </w:r>
-    </w:p>
     <w:p>
       <w:pPr>
         <w:pStyle w:val="Heading1"/>
